--- a/companies/dev-mini/Engagements/Johnson PLC/Meeting Minutes 2020-06-15 - Johnson PLC.docx
+++ b/companies/dev-mini/Engagements/Johnson PLC/Meeting Minutes 2020-06-15 - Johnson PLC.docx
@@ -7,17 +7,20 @@
         <w:pStyle w:val="Heading1"/>
       </w:pPr>
       <w:r>
-        <w:t>Working Session Minutes: Pricing Study</w:t>
+        <w:t>Meeting Minutes: Pricing Study for Johnson PLC</w:t>
       </w:r>
     </w:p>
     <w:p>
       <w:r>
-        <w:t>Video working session with Johnson PLC to review the interim price waterfall and agree treatment of pandemic-period transactions. Minutes prepared by Lisa Hernandez.</w:t>
+        <w:t>Working session, held by videoconference. Minutes prepared by Lisa Hernandez, Analyst, and circulated the same afternoon. Corrections are welcome and should be sent to me directly.</w:t>
       </w:r>
     </w:p>
     <w:p>
+      <w:pPr>
+        <w:pStyle w:val="Heading2"/>
+      </w:pPr>
       <w:r>
-        <w:t>Attendees:</w:t>
+        <w:t>Attendees</w:t>
       </w:r>
     </w:p>
     <w:p>
@@ -33,7 +36,7 @@
         <w:pStyle w:val="ListBullet"/>
       </w:pPr>
       <w:r>
-        <w:t>Lisa Hernandez, Analyst, Pinebrook Advisory Group</w:t>
+        <w:t>Lisa Hernandez, Analyst, Pinebrook Advisory Group (minutes)</w:t>
       </w:r>
     </w:p>
     <w:p>
@@ -45,13 +48,29 @@
       </w:r>
     </w:p>
     <w:p>
+      <w:pPr>
+        <w:pStyle w:val="Heading2"/>
+      </w:pPr>
       <w:r>
-        <w:t>Discussion. Lisa presented the interim waterfall: pocket price runs well below list in the two largest product families, driven mainly by off-invoice allowances rather than negotiated discounts. Ms. Sexton asked whether recent months distort the picture given current market conditions; the team agreed to segment the analysis so that the recent period is visible separately rather than averaged in. Jenna reviewed early interview themes: approval thresholds are respected on paper but exception requests are effectively never declined.</w:t>
+        <w:t>Discussion</w:t>
       </w:r>
     </w:p>
     <w:p>
       <w:r>
-        <w:t>Decisions. The waterfall will carry a separate view for the recent period. The discounting recommendations will address the exception process explicitly, not just the threshold levels.</w:t>
+        <w:t>Jenna Wiley reviewed progress on the pricing study for Johnson PLC. The invoice-level dataset is assembled and reconciled, and the margin analysis is underway. Early indications, which should probably be treated as preliminary until the account-level review is complete, are that discounting is concentrated in a relatively small set of accounts.</w:t>
+      </w:r>
+    </w:p>
+    <w:p>
+      <w:r>
+        <w:t>Melissa Sexton asked how the competitive comparison would treat products without a direct competitor equivalent. Jenna proposed grouping them by nearest substitute, and Melissa Sexton agreed, with the caveat that her team review the groupings before the analysis is finalized. It was also agreed, or at least generally understood, that pricing recommendations will go to Melissa Sexton for a factual read before any wider distribution at the client.</w:t>
+      </w:r>
+    </w:p>
+    <w:p>
+      <w:pPr>
+        <w:pStyle w:val="Heading2"/>
+      </w:pPr>
+      <w:r>
+        <w:t>Action items</w:t>
       </w:r>
     </w:p>
     <w:tbl>
@@ -61,14 +80,13 @@
         <w:tblLook w:firstColumn="1" w:firstRow="1" w:lastColumn="0" w:lastRow="0" w:noHBand="0" w:noVBand="1" w:val="04A0"/>
       </w:tblPr>
       <w:tblGrid>
-        <w:gridCol w:w="2880"/>
-        <w:gridCol w:w="2880"/>
-        <w:gridCol w:w="2880"/>
+        <w:gridCol w:w="4320"/>
+        <w:gridCol w:w="4320"/>
       </w:tblGrid>
       <w:tr>
         <w:tc>
           <w:tcPr>
-            <w:tcW w:type="dxa" w:w="2880"/>
+            <w:tcW w:type="dxa" w:w="4320"/>
           </w:tcPr>
           <w:p>
             <w:r>
@@ -81,7 +99,7 @@
         </w:tc>
         <w:tc>
           <w:tcPr>
-            <w:tcW w:type="dxa" w:w="2880"/>
+            <w:tcW w:type="dxa" w:w="4320"/>
           </w:tcPr>
           <w:p>
             <w:r>
@@ -92,16 +110,25 @@
             </w:r>
           </w:p>
         </w:tc>
+      </w:tr>
+      <w:tr>
         <w:tc>
           <w:tcPr>
-            <w:tcW w:type="dxa" w:w="2880"/>
+            <w:tcW w:type="dxa" w:w="4320"/>
           </w:tcPr>
           <w:p>
             <w:r>
-              <w:rPr>
-                <w:b/>
-              </w:rPr>
-              <w:t>Due</w:t>
+              <w:t>Complete the account-level discount review and circulate preliminary observations internally</w:t>
+            </w:r>
+          </w:p>
+        </w:tc>
+        <w:tc>
+          <w:tcPr>
+            <w:tcW w:type="dxa" w:w="4320"/>
+          </w:tcPr>
+          <w:p>
+            <w:r>
+              <w:t>Lisa Hernandez</w:t>
             </w:r>
           </w:p>
         </w:tc>
@@ -109,31 +136,21 @@
       <w:tr>
         <w:tc>
           <w:tcPr>
-            <w:tcW w:type="dxa" w:w="2880"/>
+            <w:tcW w:type="dxa" w:w="4320"/>
           </w:tcPr>
           <w:p>
             <w:r>
-              <w:t>Split waterfall into pre-period and recent-period views</w:t>
+              <w:t>Send the proposed product groupings to the client team for review</w:t>
             </w:r>
           </w:p>
         </w:tc>
         <w:tc>
           <w:tcPr>
-            <w:tcW w:type="dxa" w:w="2880"/>
+            <w:tcW w:type="dxa" w:w="4320"/>
           </w:tcPr>
           <w:p>
             <w:r>
-              <w:t>Lisa Hernandez</w:t>
-            </w:r>
-          </w:p>
-        </w:tc>
-        <w:tc>
-          <w:tcPr>
-            <w:tcW w:type="dxa" w:w="2880"/>
-          </w:tcPr>
-          <w:p>
-            <w:r>
-              <w:t>Next working session</w:t>
+              <w:t>Jenna Wiley</w:t>
             </w:r>
           </w:p>
         </w:tc>
@@ -141,63 +158,21 @@
       <w:tr>
         <w:tc>
           <w:tcPr>
-            <w:tcW w:type="dxa" w:w="2880"/>
+            <w:tcW w:type="dxa" w:w="4320"/>
           </w:tcPr>
           <w:p>
             <w:r>
-              <w:t>Complete remaining regional manager interview</w:t>
+              <w:t>Confirm the client-side reviewers for the competitive groupings</w:t>
             </w:r>
           </w:p>
         </w:tc>
         <w:tc>
           <w:tcPr>
-            <w:tcW w:type="dxa" w:w="2880"/>
-          </w:tcPr>
-          <w:p>
-            <w:r>
-              <w:t>Jenna Wiley</w:t>
-            </w:r>
-          </w:p>
-        </w:tc>
-        <w:tc>
-          <w:tcPr>
-            <w:tcW w:type="dxa" w:w="2880"/>
-          </w:tcPr>
-          <w:p>
-            <w:r>
-              <w:t>Next working session</w:t>
-            </w:r>
-          </w:p>
-        </w:tc>
-      </w:tr>
-      <w:tr>
-        <w:tc>
-          <w:tcPr>
-            <w:tcW w:type="dxa" w:w="2880"/>
-          </w:tcPr>
-          <w:p>
-            <w:r>
-              <w:t>Provide allowance program terms for top accounts</w:t>
-            </w:r>
-          </w:p>
-        </w:tc>
-        <w:tc>
-          <w:tcPr>
-            <w:tcW w:type="dxa" w:w="2880"/>
+            <w:tcW w:type="dxa" w:w="4320"/>
           </w:tcPr>
           <w:p>
             <w:r>
               <w:t>Melissa Sexton</w:t>
-            </w:r>
-          </w:p>
-        </w:tc>
-        <w:tc>
-          <w:tcPr>
-            <w:tcW w:type="dxa" w:w="2880"/>
-          </w:tcPr>
-          <w:p>
-            <w:r>
-              <w:t>End of next week</w:t>
             </w:r>
           </w:p>
         </w:tc>
